--- a/docs/KHOA_LUAN_STUDYAI_DEN_CHUONG_1.docx
+++ b/docs/KHOA_LUAN_STUDYAI_DEN_CHUONG_1.docx
@@ -533,6 +533,56 @@
         <w:jc w:val="center"/>
         <w:rPr>
           <w:b/>
+          <w:sz w:val="26"/>
+        </w:rPr>
+      </w:pPr>
+      <w:r>
+        <w:rPr>
+          <w:b/>
+          <w:sz w:val="26"/>
+        </w:rPr>
+        <w:t>ĐƯỜNG DẪN DEMO TRỰC TUYẾN</w:t>
+      </w:r>
+    </w:p>
+    <w:p>
+      <w:pPr>
+        <w:ind w:firstLine="0"/>
+        <w:jc w:val="center"/>
+        <w:rPr>
+          <w:sz w:val="26"/>
+        </w:rPr>
+      </w:pPr>
+      <w:r>
+        <w:rPr>
+          <w:sz w:val="26"/>
+        </w:rPr>
+        <w:t>https://study-ai-app-one.vercel.app/</w:t>
+      </w:r>
+    </w:p>
+    <w:p>
+      <w:pPr>
+        <w:ind w:firstLine="0"/>
+        <w:jc w:val="center"/>
+        <w:rPr>
+          <w:sz w:val="26"/>
+        </w:rPr>
+      </w:pPr>
+    </w:p>
+    <w:p>
+      <w:pPr>
+        <w:ind w:firstLine="0"/>
+        <w:jc w:val="center"/>
+        <w:rPr>
+          <w:sz w:val="26"/>
+        </w:rPr>
+      </w:pPr>
+    </w:p>
+    <w:p>
+      <w:pPr>
+        <w:ind w:firstLine="0"/>
+        <w:jc w:val="center"/>
+        <w:rPr>
+          <w:sz w:val="26"/>
         </w:rPr>
       </w:pPr>
     </w:p>
@@ -572,7 +622,7 @@
       <w:pPr>
         <w:pStyle w:val="Heading1"/>
       </w:pPr>
-      <w:bookmarkStart w:id="0" w:name="_Toc235274654"/>
+      <w:bookmarkStart w:id="0" w:name="_Toc238244682"/>
       <w:r>
         <w:lastRenderedPageBreak/>
         <w:t>LỜI CẢM ƠN</w:t>
@@ -680,7 +730,7 @@
       <w:pPr>
         <w:pStyle w:val="Heading1"/>
       </w:pPr>
-      <w:bookmarkStart w:id="1" w:name="_Toc235274655"/>
+      <w:bookmarkStart w:id="1" w:name="_Toc238244683"/>
       <w:r>
         <w:lastRenderedPageBreak/>
         <w:t>BẢNG CHỮ CÁI VIẾT TẮT</w:t>
@@ -1512,7 +1562,7 @@
       <w:pPr>
         <w:pStyle w:val="Heading1"/>
       </w:pPr>
-      <w:bookmarkStart w:id="2" w:name="_Toc235274656"/>
+      <w:bookmarkStart w:id="2" w:name="_Toc238244684"/>
       <w:r>
         <w:lastRenderedPageBreak/>
         <w:t>DANH MỤC CÁC BẢNG</w:t>
@@ -1560,7 +1610,7 @@
       <w:pPr>
         <w:pStyle w:val="Heading1"/>
       </w:pPr>
-      <w:bookmarkStart w:id="3" w:name="_Toc235274657"/>
+      <w:bookmarkStart w:id="3" w:name="_Toc238244685"/>
       <w:r>
         <w:lastRenderedPageBreak/>
         <w:t>MỤC LỤC</w:t>
@@ -1610,7 +1660,7 @@
         <w:rPr>
           <w:noProof/>
         </w:rPr>
-        <w:instrText xml:space="preserve"> PAGEREF _Toc235274654 \h </w:instrText>
+        <w:instrText xml:space="preserve"> PAGEREF _Toc238244682 \h </w:instrText>
       </w:r>
       <w:r>
         <w:rPr>
@@ -1670,7 +1720,7 @@
         <w:rPr>
           <w:noProof/>
         </w:rPr>
-        <w:instrText xml:space="preserve"> PAGEREF _Toc235274655 \h </w:instrText>
+        <w:instrText xml:space="preserve"> PAGEREF _Toc238244683 \h </w:instrText>
       </w:r>
       <w:r>
         <w:rPr>
@@ -1730,7 +1780,7 @@
         <w:rPr>
           <w:noProof/>
         </w:rPr>
-        <w:instrText xml:space="preserve"> PAGEREF _Toc235274656 \h </w:instrText>
+        <w:instrText xml:space="preserve"> PAGEREF _Toc238244684 \h </w:instrText>
       </w:r>
       <w:r>
         <w:rPr>
@@ -1790,7 +1840,7 @@
         <w:rPr>
           <w:noProof/>
         </w:rPr>
-        <w:instrText xml:space="preserve"> PAGEREF _Toc235274657 \h </w:instrText>
+        <w:instrText xml:space="preserve"> PAGEREF _Toc238244685 \h </w:instrText>
       </w:r>
       <w:r>
         <w:rPr>
@@ -1850,7 +1900,7 @@
         <w:rPr>
           <w:noProof/>
         </w:rPr>
-        <w:instrText xml:space="preserve"> PAGEREF _Toc235274658 \h </w:instrText>
+        <w:instrText xml:space="preserve"> PAGEREF _Toc238244686 \h </w:instrText>
       </w:r>
       <w:r>
         <w:rPr>
@@ -1908,7 +1958,7 @@
         <w:rPr>
           <w:noProof/>
         </w:rPr>
-        <w:instrText xml:space="preserve"> PAGEREF _Toc235274659 \h </w:instrText>
+        <w:instrText xml:space="preserve"> PAGEREF _Toc238244687 \h </w:instrText>
       </w:r>
       <w:r>
         <w:rPr>
@@ -1966,7 +2016,7 @@
         <w:rPr>
           <w:noProof/>
         </w:rPr>
-        <w:instrText xml:space="preserve"> PAGEREF _Toc235274660 \h </w:instrText>
+        <w:instrText xml:space="preserve"> PAGEREF _Toc238244688 \h </w:instrText>
       </w:r>
       <w:r>
         <w:rPr>
@@ -2024,7 +2074,7 @@
         <w:rPr>
           <w:noProof/>
         </w:rPr>
-        <w:instrText xml:space="preserve"> PAGEREF _Toc235274661 \h </w:instrText>
+        <w:instrText xml:space="preserve"> PAGEREF _Toc238244689 \h </w:instrText>
       </w:r>
       <w:r>
         <w:rPr>
@@ -2082,7 +2132,7 @@
         <w:rPr>
           <w:noProof/>
         </w:rPr>
-        <w:instrText xml:space="preserve"> PAGEREF _Toc235274662 \h </w:instrText>
+        <w:instrText xml:space="preserve"> PAGEREF _Toc238244690 \h </w:instrText>
       </w:r>
       <w:r>
         <w:rPr>
@@ -2140,7 +2190,7 @@
         <w:rPr>
           <w:noProof/>
         </w:rPr>
-        <w:instrText xml:space="preserve"> PAGEREF _Toc235274663 \h </w:instrText>
+        <w:instrText xml:space="preserve"> PAGEREF _Toc238244691 \h </w:instrText>
       </w:r>
       <w:r>
         <w:rPr>
@@ -2198,7 +2248,7 @@
         <w:rPr>
           <w:noProof/>
         </w:rPr>
-        <w:instrText xml:space="preserve"> PAGEREF _Toc235274664 \h </w:instrText>
+        <w:instrText xml:space="preserve"> PAGEREF _Toc238244692 \h </w:instrText>
       </w:r>
       <w:r>
         <w:rPr>
@@ -2258,7 +2308,7 @@
         <w:rPr>
           <w:noProof/>
         </w:rPr>
-        <w:instrText xml:space="preserve"> PAGEREF _Toc235274665 \h </w:instrText>
+        <w:instrText xml:space="preserve"> PAGEREF _Toc238244693 \h </w:instrText>
       </w:r>
       <w:r>
         <w:rPr>
@@ -2316,7 +2366,7 @@
         <w:rPr>
           <w:noProof/>
         </w:rPr>
-        <w:instrText xml:space="preserve"> PAGEREF _Toc235274666 \h </w:instrText>
+        <w:instrText xml:space="preserve"> PAGEREF _Toc238244694 \h </w:instrText>
       </w:r>
       <w:r>
         <w:rPr>
@@ -2374,7 +2424,7 @@
         <w:rPr>
           <w:noProof/>
         </w:rPr>
-        <w:instrText xml:space="preserve"> PAGEREF _Toc235274667 \h </w:instrText>
+        <w:instrText xml:space="preserve"> PAGEREF _Toc238244695 \h </w:instrText>
       </w:r>
       <w:r>
         <w:rPr>
@@ -2432,7 +2482,7 @@
         <w:rPr>
           <w:noProof/>
         </w:rPr>
-        <w:instrText xml:space="preserve"> PAGEREF _Toc235274668 \h </w:instrText>
+        <w:instrText xml:space="preserve"> PAGEREF _Toc238244696 \h </w:instrText>
       </w:r>
       <w:r>
         <w:rPr>
@@ -2490,7 +2540,7 @@
         <w:rPr>
           <w:noProof/>
         </w:rPr>
-        <w:instrText xml:space="preserve"> PAGEREF _Toc235274669 \h </w:instrText>
+        <w:instrText xml:space="preserve"> PAGEREF _Toc238244697 \h </w:instrText>
       </w:r>
       <w:r>
         <w:rPr>
@@ -2548,7 +2598,7 @@
         <w:rPr>
           <w:noProof/>
         </w:rPr>
-        <w:instrText xml:space="preserve"> PAGEREF _Toc235274670 \h </w:instrText>
+        <w:instrText xml:space="preserve"> PAGEREF _Toc238244698 \h </w:instrText>
       </w:r>
       <w:r>
         <w:rPr>
@@ -2606,7 +2656,7 @@
         <w:rPr>
           <w:noProof/>
         </w:rPr>
-        <w:instrText xml:space="preserve"> PAGEREF _Toc235274671 \h </w:instrText>
+        <w:instrText xml:space="preserve"> PAGEREF _Toc238244699 \h </w:instrText>
       </w:r>
       <w:r>
         <w:rPr>
@@ -2664,7 +2714,7 @@
         <w:rPr>
           <w:noProof/>
         </w:rPr>
-        <w:instrText xml:space="preserve"> PAGEREF _Toc235274672 \h </w:instrText>
+        <w:instrText xml:space="preserve"> PAGEREF _Toc238244700 \h </w:instrText>
       </w:r>
       <w:r>
         <w:rPr>
@@ -2722,7 +2772,7 @@
         <w:rPr>
           <w:noProof/>
         </w:rPr>
-        <w:instrText xml:space="preserve"> PAGEREF _Toc235274673 \h </w:instrText>
+        <w:instrText xml:space="preserve"> PAGEREF _Toc238244701 \h </w:instrText>
       </w:r>
       <w:r>
         <w:rPr>
@@ -2780,7 +2830,7 @@
         <w:rPr>
           <w:noProof/>
         </w:rPr>
-        <w:instrText xml:space="preserve"> PAGEREF _Toc235274674 \h </w:instrText>
+        <w:instrText xml:space="preserve"> PAGEREF _Toc238244702 \h </w:instrText>
       </w:r>
       <w:r>
         <w:rPr>
@@ -2838,7 +2888,7 @@
         <w:rPr>
           <w:noProof/>
         </w:rPr>
-        <w:instrText xml:space="preserve"> PAGEREF _Toc235274675 \h </w:instrText>
+        <w:instrText xml:space="preserve"> PAGEREF _Toc238244703 \h </w:instrText>
       </w:r>
       <w:r>
         <w:rPr>
@@ -2896,7 +2946,7 @@
         <w:rPr>
           <w:noProof/>
         </w:rPr>
-        <w:instrText xml:space="preserve"> PAGEREF _Toc235274676 \h </w:instrText>
+        <w:instrText xml:space="preserve"> PAGEREF _Toc238244704 \h </w:instrText>
       </w:r>
       <w:r>
         <w:rPr>
@@ -2954,7 +3004,7 @@
         <w:rPr>
           <w:noProof/>
         </w:rPr>
-        <w:instrText xml:space="preserve"> PAGEREF _Toc235274677 \h </w:instrText>
+        <w:instrText xml:space="preserve"> PAGEREF _Toc238244705 \h </w:instrText>
       </w:r>
       <w:r>
         <w:rPr>
@@ -3013,7 +3063,7 @@
         <w:rPr>
           <w:noProof/>
         </w:rPr>
-        <w:instrText xml:space="preserve"> PAGEREF _Toc235274678 \h </w:instrText>
+        <w:instrText xml:space="preserve"> PAGEREF _Toc238244706 \h </w:instrText>
       </w:r>
       <w:r>
         <w:rPr>
@@ -3071,7 +3121,7 @@
         <w:rPr>
           <w:noProof/>
         </w:rPr>
-        <w:instrText xml:space="preserve"> PAGEREF _Toc235274679 \h </w:instrText>
+        <w:instrText xml:space="preserve"> PAGEREF _Toc238244707 \h </w:instrText>
       </w:r>
       <w:r>
         <w:rPr>
@@ -3129,7 +3179,7 @@
         <w:rPr>
           <w:noProof/>
         </w:rPr>
-        <w:instrText xml:space="preserve"> PAGEREF _Toc235274680 \h </w:instrText>
+        <w:instrText xml:space="preserve"> PAGEREF _Toc238244708 \h </w:instrText>
       </w:r>
       <w:r>
         <w:rPr>
@@ -3187,7 +3237,7 @@
         <w:rPr>
           <w:noProof/>
         </w:rPr>
-        <w:instrText xml:space="preserve"> PAGEREF _Toc235274681 \h </w:instrText>
+        <w:instrText xml:space="preserve"> PAGEREF _Toc238244709 \h </w:instrText>
       </w:r>
       <w:r>
         <w:rPr>
@@ -3245,7 +3295,7 @@
         <w:rPr>
           <w:noProof/>
         </w:rPr>
-        <w:instrText xml:space="preserve"> PAGEREF _Toc235274682 \h </w:instrText>
+        <w:instrText xml:space="preserve"> PAGEREF _Toc238244710 \h </w:instrText>
       </w:r>
       <w:r>
         <w:rPr>
@@ -3303,7 +3353,7 @@
         <w:rPr>
           <w:noProof/>
         </w:rPr>
-        <w:instrText xml:space="preserve"> PAGEREF _Toc235274683 \h </w:instrText>
+        <w:instrText xml:space="preserve"> PAGEREF _Toc238244711 \h </w:instrText>
       </w:r>
       <w:r>
         <w:rPr>
@@ -3361,7 +3411,7 @@
         <w:rPr>
           <w:noProof/>
         </w:rPr>
-        <w:instrText xml:space="preserve"> PAGEREF _Toc235274684 \h </w:instrText>
+        <w:instrText xml:space="preserve"> PAGEREF _Toc238244712 \h </w:instrText>
       </w:r>
       <w:r>
         <w:rPr>
@@ -3419,7 +3469,7 @@
         <w:rPr>
           <w:noProof/>
         </w:rPr>
-        <w:instrText xml:space="preserve"> PAGEREF _Toc235274685 \h </w:instrText>
+        <w:instrText xml:space="preserve"> PAGEREF _Toc238244713 \h </w:instrText>
       </w:r>
       <w:r>
         <w:rPr>
@@ -3477,7 +3527,7 @@
         <w:rPr>
           <w:noProof/>
         </w:rPr>
-        <w:instrText xml:space="preserve"> PAGEREF _Toc235274686 \h </w:instrText>
+        <w:instrText xml:space="preserve"> PAGEREF _Toc238244714 \h </w:instrText>
       </w:r>
       <w:r>
         <w:rPr>
@@ -3535,7 +3585,7 @@
         <w:rPr>
           <w:noProof/>
         </w:rPr>
-        <w:instrText xml:space="preserve"> PAGEREF _Toc235274687 \h </w:instrText>
+        <w:instrText xml:space="preserve"> PAGEREF _Toc238244715 \h </w:instrText>
       </w:r>
       <w:r>
         <w:rPr>
@@ -3593,7 +3643,7 @@
         <w:rPr>
           <w:noProof/>
         </w:rPr>
-        <w:instrText xml:space="preserve"> PAGEREF _Toc235274688 \h </w:instrText>
+        <w:instrText xml:space="preserve"> PAGEREF _Toc238244716 \h </w:instrText>
       </w:r>
       <w:r>
         <w:rPr>
@@ -3651,7 +3701,7 @@
         <w:rPr>
           <w:noProof/>
         </w:rPr>
-        <w:instrText xml:space="preserve"> PAGEREF _Toc235274689 \h </w:instrText>
+        <w:instrText xml:space="preserve"> PAGEREF _Toc238244717 \h </w:instrText>
       </w:r>
       <w:r>
         <w:rPr>
@@ -3709,7 +3759,7 @@
         <w:rPr>
           <w:noProof/>
         </w:rPr>
-        <w:instrText xml:space="preserve"> PAGEREF _Toc235274690 \h </w:instrText>
+        <w:instrText xml:space="preserve"> PAGEREF _Toc238244718 \h </w:instrText>
       </w:r>
       <w:r>
         <w:rPr>
@@ -3769,7 +3819,7 @@
         <w:rPr>
           <w:noProof/>
         </w:rPr>
-        <w:instrText xml:space="preserve"> PAGEREF _Toc235274691 \h </w:instrText>
+        <w:instrText xml:space="preserve"> PAGEREF _Toc238244719 \h </w:instrText>
       </w:r>
       <w:r>
         <w:rPr>
@@ -3817,7 +3867,7 @@
       <w:pPr>
         <w:pStyle w:val="Heading1"/>
       </w:pPr>
-      <w:bookmarkStart w:id="4" w:name="_Toc235274658"/>
+      <w:bookmarkStart w:id="4" w:name="_Toc238244686"/>
       <w:r>
         <w:lastRenderedPageBreak/>
         <w:t>MỞ ĐẦU</w:t>
@@ -3828,7 +3878,7 @@
       <w:pPr>
         <w:pStyle w:val="Heading2"/>
       </w:pPr>
-      <w:bookmarkStart w:id="5" w:name="_Toc235274659"/>
+      <w:bookmarkStart w:id="5" w:name="_Toc238244687"/>
       <w:r>
         <w:t>1. Lý do chọn đề tài</w:t>
       </w:r>
@@ -3853,7 +3903,7 @@
       <w:pPr>
         <w:pStyle w:val="Heading2"/>
       </w:pPr>
-      <w:bookmarkStart w:id="6" w:name="_Toc235274660"/>
+      <w:bookmarkStart w:id="6" w:name="_Toc238244688"/>
       <w:r>
         <w:t>2. Mục tiêu nghiên cứu</w:t>
       </w:r>
@@ -3874,7 +3924,7 @@
       <w:pPr>
         <w:pStyle w:val="Heading2"/>
       </w:pPr>
-      <w:bookmarkStart w:id="7" w:name="_Toc235274661"/>
+      <w:bookmarkStart w:id="7" w:name="_Toc238244689"/>
       <w:r>
         <w:t>3. Đối tượng và phạm vi nghiên cứu</w:t>
       </w:r>
@@ -3894,7 +3944,7 @@
       <w:pPr>
         <w:pStyle w:val="Heading2"/>
       </w:pPr>
-      <w:bookmarkStart w:id="8" w:name="_Toc235274662"/>
+      <w:bookmarkStart w:id="8" w:name="_Toc238244690"/>
       <w:r>
         <w:t>4. Phương pháp nghiên cứu</w:t>
       </w:r>
@@ -3909,7 +3959,7 @@
       <w:pPr>
         <w:pStyle w:val="Heading2"/>
       </w:pPr>
-      <w:bookmarkStart w:id="9" w:name="_Toc235274663"/>
+      <w:bookmarkStart w:id="9" w:name="_Toc238244691"/>
       <w:r>
         <w:t>5. Ý nghĩa khoa học và thực tiễn</w:t>
       </w:r>
@@ -3928,7 +3978,7 @@
       <w:pPr>
         <w:pStyle w:val="Heading2"/>
       </w:pPr>
-      <w:bookmarkStart w:id="10" w:name="_Toc235274664"/>
+      <w:bookmarkStart w:id="10" w:name="_Toc238244692"/>
       <w:r>
         <w:t>6. Bố cục khóa luận</w:t>
       </w:r>
@@ -3953,7 +4003,7 @@
       <w:pPr>
         <w:pStyle w:val="Heading1"/>
       </w:pPr>
-      <w:bookmarkStart w:id="11" w:name="_Toc235274665"/>
+      <w:bookmarkStart w:id="11" w:name="_Toc238244693"/>
       <w:r>
         <w:lastRenderedPageBreak/>
         <w:t>CHƯƠNG 1. TỔNG QUAN VỀ ĐỀ TÀI VÀ CƠ SỞ LÝ THUYẾT</w:t>
@@ -3964,7 +4014,7 @@
       <w:pPr>
         <w:pStyle w:val="Heading2"/>
       </w:pPr>
-      <w:bookmarkStart w:id="12" w:name="_Toc235274666"/>
+      <w:bookmarkStart w:id="12" w:name="_Toc238244694"/>
       <w:r>
         <w:t>1.1. Tổng quan bài toán trợ lý học tập cá nhân</w:t>
       </w:r>
@@ -3974,7 +4024,7 @@
       <w:pPr>
         <w:pStyle w:val="Heading3"/>
       </w:pPr>
-      <w:bookmarkStart w:id="13" w:name="_Toc235274667"/>
+      <w:bookmarkStart w:id="13" w:name="_Toc238244695"/>
       <w:r>
         <w:t>1.1.1. Bối cảnh của bài toán</w:t>
       </w:r>
@@ -3994,7 +4044,7 @@
       <w:pPr>
         <w:pStyle w:val="Heading3"/>
       </w:pPr>
-      <w:bookmarkStart w:id="14" w:name="_Toc235274668"/>
+      <w:bookmarkStart w:id="14" w:name="_Toc238244696"/>
       <w:r>
         <w:t>1.1.2. Những hạn chế của cách tiếp cận thông thường</w:t>
       </w:r>
@@ -4014,7 +4064,7 @@
       <w:pPr>
         <w:pStyle w:val="Heading3"/>
       </w:pPr>
-      <w:bookmarkStart w:id="15" w:name="_Toc235274669"/>
+      <w:bookmarkStart w:id="15" w:name="_Toc238244697"/>
       <w:r>
         <w:lastRenderedPageBreak/>
         <w:t>1.1.3. Định hướng giải pháp StudyAI</w:t>
@@ -4035,7 +4085,7 @@
       <w:pPr>
         <w:pStyle w:val="Heading2"/>
       </w:pPr>
-      <w:bookmarkStart w:id="16" w:name="_Toc235274670"/>
+      <w:bookmarkStart w:id="16" w:name="_Toc238244698"/>
       <w:r>
         <w:t>1.2. Trí tuệ nhân tạo và mô hình ngôn ngữ lớn</w:t>
       </w:r>
@@ -4045,7 +4095,7 @@
       <w:pPr>
         <w:pStyle w:val="Heading3"/>
       </w:pPr>
-      <w:bookmarkStart w:id="17" w:name="_Toc235274671"/>
+      <w:bookmarkStart w:id="17" w:name="_Toc238244699"/>
       <w:r>
         <w:t>1.2.1. Khái niệm liên quan</w:t>
       </w:r>
@@ -4065,7 +4115,7 @@
       <w:pPr>
         <w:pStyle w:val="Heading3"/>
       </w:pPr>
-      <w:bookmarkStart w:id="18" w:name="_Toc235274672"/>
+      <w:bookmarkStart w:id="18" w:name="_Toc238244700"/>
       <w:r>
         <w:t>1.2.2. Prompt và sinh nội dung có cấu trúc</w:t>
       </w:r>
@@ -4089,7 +4139,7 @@
       <w:pPr>
         <w:pStyle w:val="Heading2"/>
       </w:pPr>
-      <w:bookmarkStart w:id="19" w:name="_Toc235274673"/>
+      <w:bookmarkStart w:id="19" w:name="_Toc238244701"/>
       <w:r>
         <w:t>1.3. Retrieval-Augmented Generation</w:t>
       </w:r>
@@ -4099,7 +4149,7 @@
       <w:pPr>
         <w:pStyle w:val="Heading3"/>
       </w:pPr>
-      <w:bookmarkStart w:id="20" w:name="_Toc235274674"/>
+      <w:bookmarkStart w:id="20" w:name="_Toc238244702"/>
       <w:r>
         <w:t>1.3.1. Khái niệm RAG</w:t>
       </w:r>
@@ -4119,7 +4169,7 @@
       <w:pPr>
         <w:pStyle w:val="Heading3"/>
       </w:pPr>
-      <w:bookmarkStart w:id="21" w:name="_Toc235274675"/>
+      <w:bookmarkStart w:id="21" w:name="_Toc238244703"/>
       <w:r>
         <w:t>1.3.2. Embedding và không gian vector</w:t>
       </w:r>
@@ -4140,7 +4190,7 @@
       <w:pPr>
         <w:pStyle w:val="Heading3"/>
       </w:pPr>
-      <w:bookmarkStart w:id="22" w:name="_Toc235274676"/>
+      <w:bookmarkStart w:id="22" w:name="_Toc238244704"/>
       <w:r>
         <w:t>1.3.3. Chia đoạn tài liệu</w:t>
       </w:r>
@@ -4160,7 +4210,7 @@
       <w:pPr>
         <w:pStyle w:val="Heading3"/>
       </w:pPr>
-      <w:bookmarkStart w:id="23" w:name="_Toc235274677"/>
+      <w:bookmarkStart w:id="23" w:name="_Toc238244705"/>
       <w:r>
         <w:t>1.3.4. Truy xuất theo độ tương đồng</w:t>
       </w:r>
@@ -4180,7 +4230,7 @@
       <w:pPr>
         <w:pStyle w:val="Heading3"/>
       </w:pPr>
-      <w:bookmarkStart w:id="24" w:name="_Toc235274678"/>
+      <w:bookmarkStart w:id="24" w:name="_Toc238244706"/>
       <w:r>
         <w:lastRenderedPageBreak/>
         <w:t>1.3.5. Lợi ích và giới hạn của RAG</w:t>
@@ -4201,7 +4251,7 @@
       <w:pPr>
         <w:pStyle w:val="Heading2"/>
       </w:pPr>
-      <w:bookmarkStart w:id="25" w:name="_Toc235274679"/>
+      <w:bookmarkStart w:id="25" w:name="_Toc238244707"/>
       <w:r>
         <w:t>1.4. Kiến trúc ứng dụng web và các công nghệ nền tảng</w:t>
       </w:r>
@@ -4211,7 +4261,7 @@
       <w:pPr>
         <w:pStyle w:val="Heading3"/>
       </w:pPr>
-      <w:bookmarkStart w:id="26" w:name="_Toc235274680"/>
+      <w:bookmarkStart w:id="26" w:name="_Toc238244708"/>
       <w:r>
         <w:t>1.4.1. Kiến trúc client-server và REST API</w:t>
       </w:r>
@@ -4231,7 +4281,7 @@
       <w:pPr>
         <w:pStyle w:val="Heading3"/>
       </w:pPr>
-      <w:bookmarkStart w:id="27" w:name="_Toc235274681"/>
+      <w:bookmarkStart w:id="27" w:name="_Toc238244709"/>
       <w:r>
         <w:t>1.4.2. React và Vite ở tầng giao diện</w:t>
       </w:r>
@@ -4255,7 +4305,7 @@
       <w:pPr>
         <w:pStyle w:val="Heading3"/>
       </w:pPr>
-      <w:bookmarkStart w:id="28" w:name="_Toc235274682"/>
+      <w:bookmarkStart w:id="28" w:name="_Toc238244710"/>
       <w:r>
         <w:t>1.4.3. Node.js và Express ở tầng dịch vụ</w:t>
       </w:r>
@@ -4275,7 +4325,7 @@
       <w:pPr>
         <w:pStyle w:val="Heading3"/>
       </w:pPr>
-      <w:bookmarkStart w:id="29" w:name="_Toc235274683"/>
+      <w:bookmarkStart w:id="29" w:name="_Toc238244711"/>
       <w:r>
         <w:t>1.4.4. Supabase PostgreSQL, Storage và pgvector</w:t>
       </w:r>
@@ -4295,7 +4345,7 @@
       <w:pPr>
         <w:pStyle w:val="Heading3"/>
       </w:pPr>
-      <w:bookmarkStart w:id="30" w:name="_Toc235274684"/>
+      <w:bookmarkStart w:id="30" w:name="_Toc238244712"/>
       <w:r>
         <w:lastRenderedPageBreak/>
         <w:t>1.4.5. Gemini API</w:t>
@@ -4316,7 +4366,7 @@
       <w:pPr>
         <w:pStyle w:val="Heading3"/>
       </w:pPr>
-      <w:bookmarkStart w:id="31" w:name="_Toc235274685"/>
+      <w:bookmarkStart w:id="31" w:name="_Toc238244713"/>
       <w:r>
         <w:t>1.4.6. Xác thực và bảo mật API</w:t>
       </w:r>
@@ -4336,7 +4386,7 @@
       <w:pPr>
         <w:pStyle w:val="Heading2"/>
       </w:pPr>
-      <w:bookmarkStart w:id="32" w:name="_Toc235274686"/>
+      <w:bookmarkStart w:id="32" w:name="_Toc238244714"/>
       <w:r>
         <w:t>1.5. Khảo sát và lựa chọn hướng tiếp cận</w:t>
       </w:r>
@@ -4799,7 +4849,7 @@
       <w:pPr>
         <w:pStyle w:val="Heading2"/>
       </w:pPr>
-      <w:bookmarkStart w:id="33" w:name="_Toc235274687"/>
+      <w:bookmarkStart w:id="33" w:name="_Toc238244715"/>
       <w:r>
         <w:t>1.6. Phạm vi chức năng của hệ thống StudyAI</w:t>
       </w:r>
@@ -5359,7 +5409,7 @@
       <w:pPr>
         <w:pStyle w:val="Heading2"/>
       </w:pPr>
-      <w:bookmarkStart w:id="34" w:name="_Toc235274688"/>
+      <w:bookmarkStart w:id="34" w:name="_Toc238244716"/>
       <w:r>
         <w:t>1.7. Kiến trúc tổng thể đề xuất</w:t>
       </w:r>
@@ -5383,7 +5433,7 @@
       <w:pPr>
         <w:pStyle w:val="Heading2"/>
       </w:pPr>
-      <w:bookmarkStart w:id="35" w:name="_Toc235274689"/>
+      <w:bookmarkStart w:id="35" w:name="_Toc238244717"/>
       <w:r>
         <w:t>1.8. Yêu cầu phi chức năng</w:t>
       </w:r>
@@ -5831,7 +5881,7 @@
       <w:pPr>
         <w:pStyle w:val="Heading2"/>
       </w:pPr>
-      <w:bookmarkStart w:id="36" w:name="_Toc235274690"/>
+      <w:bookmarkStart w:id="36" w:name="_Toc238244718"/>
       <w:r>
         <w:t>1.9. Tiểu kết Chương 1</w:t>
       </w:r>
@@ -5860,7 +5910,7 @@
       <w:pPr>
         <w:pStyle w:val="Heading1"/>
       </w:pPr>
-      <w:bookmarkStart w:id="37" w:name="_Toc235274691"/>
+      <w:bookmarkStart w:id="37" w:name="_Toc238244719"/>
       <w:r>
         <w:lastRenderedPageBreak/>
         <w:t>TÀI LIỆU THAM KHẢO SỬ DỤNG TRONG CHƯƠNG 1</w:t>
@@ -6663,7 +6713,7 @@
     <w:link w:val="Heading1Char"/>
     <w:uiPriority w:val="9"/>
     <w:qFormat/>
-    <w:rsid w:val="00EF1A22"/>
+    <w:rsid w:val="000D168C"/>
     <w:pPr>
       <w:keepNext/>
       <w:keepLines/>
@@ -6688,7 +6738,7 @@
     <w:uiPriority w:val="9"/>
     <w:unhideWhenUsed/>
     <w:qFormat/>
-    <w:rsid w:val="00EF1A22"/>
+    <w:rsid w:val="000D168C"/>
     <w:pPr>
       <w:keepNext/>
       <w:keepLines/>
@@ -6712,7 +6762,7 @@
     <w:uiPriority w:val="9"/>
     <w:unhideWhenUsed/>
     <w:qFormat/>
-    <w:rsid w:val="00EF1A22"/>
+    <w:rsid w:val="000D168C"/>
     <w:pPr>
       <w:keepNext/>
       <w:keepLines/>
@@ -6738,7 +6788,7 @@
     <w:semiHidden/>
     <w:unhideWhenUsed/>
     <w:qFormat/>
-    <w:rsid w:val="00EF1A22"/>
+    <w:rsid w:val="000D168C"/>
     <w:pPr>
       <w:keepNext/>
       <w:keepLines/>
@@ -6761,7 +6811,7 @@
     <w:semiHidden/>
     <w:unhideWhenUsed/>
     <w:qFormat/>
-    <w:rsid w:val="00EF1A22"/>
+    <w:rsid w:val="000D168C"/>
     <w:pPr>
       <w:keepNext/>
       <w:keepLines/>
@@ -6782,7 +6832,7 @@
     <w:semiHidden/>
     <w:unhideWhenUsed/>
     <w:qFormat/>
-    <w:rsid w:val="00EF1A22"/>
+    <w:rsid w:val="000D168C"/>
     <w:pPr>
       <w:keepNext/>
       <w:keepLines/>
@@ -6805,7 +6855,7 @@
     <w:semiHidden/>
     <w:unhideWhenUsed/>
     <w:qFormat/>
-    <w:rsid w:val="00EF1A22"/>
+    <w:rsid w:val="000D168C"/>
     <w:pPr>
       <w:keepNext/>
       <w:keepLines/>
@@ -6826,7 +6876,7 @@
     <w:semiHidden/>
     <w:unhideWhenUsed/>
     <w:qFormat/>
-    <w:rsid w:val="00EF1A22"/>
+    <w:rsid w:val="000D168C"/>
     <w:pPr>
       <w:keepNext/>
       <w:keepLines/>
@@ -6849,7 +6899,7 @@
     <w:semiHidden/>
     <w:unhideWhenUsed/>
     <w:qFormat/>
-    <w:rsid w:val="00EF1A22"/>
+    <w:rsid w:val="000D168C"/>
     <w:pPr>
       <w:keepNext/>
       <w:keepLines/>
@@ -6893,7 +6943,7 @@
     <w:basedOn w:val="DefaultParagraphFont"/>
     <w:link w:val="Heading1"/>
     <w:uiPriority w:val="9"/>
-    <w:rsid w:val="00EF1A22"/>
+    <w:rsid w:val="000D168C"/>
     <w:rPr>
       <w:rFonts w:ascii="Times New Roman" w:eastAsiaTheme="majorEastAsia" w:hAnsi="Times New Roman" w:cs="Times New Roman"/>
       <w:b/>
@@ -6907,7 +6957,7 @@
     <w:basedOn w:val="DefaultParagraphFont"/>
     <w:link w:val="Heading2"/>
     <w:uiPriority w:val="9"/>
-    <w:rsid w:val="00EF1A22"/>
+    <w:rsid w:val="000D168C"/>
     <w:rPr>
       <w:rFonts w:ascii="Times New Roman" w:eastAsiaTheme="majorEastAsia" w:hAnsi="Times New Roman" w:cs="Times New Roman"/>
       <w:b/>
@@ -6921,7 +6971,7 @@
     <w:basedOn w:val="DefaultParagraphFont"/>
     <w:link w:val="Heading3"/>
     <w:uiPriority w:val="9"/>
-    <w:rsid w:val="00EF1A22"/>
+    <w:rsid w:val="000D168C"/>
     <w:rPr>
       <w:rFonts w:ascii="Times New Roman" w:eastAsiaTheme="majorEastAsia" w:hAnsi="Times New Roman" w:cs="Times New Roman"/>
       <w:b/>
@@ -6937,7 +6987,7 @@
     <w:link w:val="Heading4"/>
     <w:uiPriority w:val="9"/>
     <w:semiHidden/>
-    <w:rsid w:val="00EF1A22"/>
+    <w:rsid w:val="000D168C"/>
     <w:rPr>
       <w:rFonts w:eastAsiaTheme="majorEastAsia" w:cstheme="majorBidi"/>
       <w:i/>
@@ -6951,7 +7001,7 @@
     <w:link w:val="Heading5"/>
     <w:uiPriority w:val="9"/>
     <w:semiHidden/>
-    <w:rsid w:val="00EF1A22"/>
+    <w:rsid w:val="000D168C"/>
     <w:rPr>
       <w:rFonts w:eastAsiaTheme="majorEastAsia" w:cstheme="majorBidi"/>
       <w:color w:val="0F4761" w:themeColor="accent1" w:themeShade="BF"/>
@@ -6963,7 +7013,7 @@
     <w:link w:val="Heading6"/>
     <w:uiPriority w:val="9"/>
     <w:semiHidden/>
-    <w:rsid w:val="00EF1A22"/>
+    <w:rsid w:val="000D168C"/>
     <w:rPr>
       <w:rFonts w:eastAsiaTheme="majorEastAsia" w:cstheme="majorBidi"/>
       <w:i/>
@@ -6977,7 +7027,7 @@
     <w:link w:val="Heading7"/>
     <w:uiPriority w:val="9"/>
     <w:semiHidden/>
-    <w:rsid w:val="00EF1A22"/>
+    <w:rsid w:val="000D168C"/>
     <w:rPr>
       <w:rFonts w:eastAsiaTheme="majorEastAsia" w:cstheme="majorBidi"/>
       <w:color w:val="595959" w:themeColor="text1" w:themeTint="A6"/>
@@ -6989,7 +7039,7 @@
     <w:link w:val="Heading8"/>
     <w:uiPriority w:val="9"/>
     <w:semiHidden/>
-    <w:rsid w:val="00EF1A22"/>
+    <w:rsid w:val="000D168C"/>
     <w:rPr>
       <w:rFonts w:eastAsiaTheme="majorEastAsia" w:cstheme="majorBidi"/>
       <w:i/>
@@ -7003,7 +7053,7 @@
     <w:link w:val="Heading9"/>
     <w:uiPriority w:val="9"/>
     <w:semiHidden/>
-    <w:rsid w:val="00EF1A22"/>
+    <w:rsid w:val="000D168C"/>
     <w:rPr>
       <w:rFonts w:eastAsiaTheme="majorEastAsia" w:cstheme="majorBidi"/>
       <w:color w:val="272727" w:themeColor="text1" w:themeTint="D8"/>
@@ -7016,7 +7066,7 @@
     <w:link w:val="TitleChar"/>
     <w:uiPriority w:val="10"/>
     <w:qFormat/>
-    <w:rsid w:val="00EF1A22"/>
+    <w:rsid w:val="000D168C"/>
     <w:pPr>
       <w:spacing w:after="80" w:line="240" w:lineRule="auto"/>
       <w:contextualSpacing/>
@@ -7034,7 +7084,7 @@
     <w:basedOn w:val="DefaultParagraphFont"/>
     <w:link w:val="Title"/>
     <w:uiPriority w:val="10"/>
-    <w:rsid w:val="00EF1A22"/>
+    <w:rsid w:val="000D168C"/>
     <w:rPr>
       <w:rFonts w:asciiTheme="majorHAnsi" w:eastAsiaTheme="majorEastAsia" w:hAnsiTheme="majorHAnsi" w:cstheme="majorBidi"/>
       <w:spacing w:val="-10"/>
@@ -7050,7 +7100,7 @@
     <w:link w:val="SubtitleChar"/>
     <w:uiPriority w:val="11"/>
     <w:qFormat/>
-    <w:rsid w:val="00EF1A22"/>
+    <w:rsid w:val="000D168C"/>
     <w:pPr>
       <w:numPr>
         <w:ilvl w:val="1"/>
@@ -7068,7 +7118,7 @@
     <w:basedOn w:val="DefaultParagraphFont"/>
     <w:link w:val="Subtitle"/>
     <w:uiPriority w:val="11"/>
-    <w:rsid w:val="00EF1A22"/>
+    <w:rsid w:val="000D168C"/>
     <w:rPr>
       <w:rFonts w:eastAsiaTheme="majorEastAsia" w:cstheme="majorBidi"/>
       <w:color w:val="595959" w:themeColor="text1" w:themeTint="A6"/>
@@ -7084,7 +7134,7 @@
     <w:link w:val="QuoteChar"/>
     <w:uiPriority w:val="29"/>
     <w:qFormat/>
-    <w:rsid w:val="00EF1A22"/>
+    <w:rsid w:val="000D168C"/>
     <w:pPr>
       <w:spacing w:before="160"/>
       <w:jc w:val="center"/>
@@ -7100,7 +7150,7 @@
     <w:basedOn w:val="DefaultParagraphFont"/>
     <w:link w:val="Quote"/>
     <w:uiPriority w:val="29"/>
-    <w:rsid w:val="00EF1A22"/>
+    <w:rsid w:val="000D168C"/>
     <w:rPr>
       <w:i/>
       <w:iCs/>
@@ -7112,7 +7162,7 @@
     <w:basedOn w:val="Normal"/>
     <w:uiPriority w:val="34"/>
     <w:qFormat/>
-    <w:rsid w:val="00EF1A22"/>
+    <w:rsid w:val="000D168C"/>
     <w:pPr>
       <w:ind w:left="720"/>
       <w:contextualSpacing/>
@@ -7123,7 +7173,7 @@
     <w:basedOn w:val="DefaultParagraphFont"/>
     <w:uiPriority w:val="21"/>
     <w:qFormat/>
-    <w:rsid w:val="00EF1A22"/>
+    <w:rsid w:val="000D168C"/>
     <w:rPr>
       <w:i/>
       <w:iCs/>
@@ -7137,7 +7187,7 @@
     <w:link w:val="IntenseQuoteChar"/>
     <w:uiPriority w:val="30"/>
     <w:qFormat/>
-    <w:rsid w:val="00EF1A22"/>
+    <w:rsid w:val="000D168C"/>
     <w:pPr>
       <w:pBdr>
         <w:top w:val="single" w:sz="4" w:space="10" w:color="0F4761" w:themeColor="accent1" w:themeShade="BF"/>
@@ -7158,7 +7208,7 @@
     <w:basedOn w:val="DefaultParagraphFont"/>
     <w:link w:val="IntenseQuote"/>
     <w:uiPriority w:val="30"/>
-    <w:rsid w:val="00EF1A22"/>
+    <w:rsid w:val="000D168C"/>
     <w:rPr>
       <w:i/>
       <w:iCs/>
@@ -7170,7 +7220,7 @@
     <w:basedOn w:val="DefaultParagraphFont"/>
     <w:uiPriority w:val="32"/>
     <w:qFormat/>
-    <w:rsid w:val="00EF1A22"/>
+    <w:rsid w:val="000D168C"/>
     <w:rPr>
       <w:b/>
       <w:bCs/>
@@ -7186,7 +7236,7 @@
     <w:autoRedefine/>
     <w:uiPriority w:val="39"/>
     <w:unhideWhenUsed/>
-    <w:rsid w:val="00EF1A22"/>
+    <w:rsid w:val="000D168C"/>
     <w:pPr>
       <w:spacing w:after="100"/>
     </w:pPr>
@@ -7197,7 +7247,7 @@
     <w:link w:val="HeaderChar"/>
     <w:uiPriority w:val="99"/>
     <w:unhideWhenUsed/>
-    <w:rsid w:val="00EF1A22"/>
+    <w:rsid w:val="000D168C"/>
     <w:pPr>
       <w:tabs>
         <w:tab w:val="center" w:pos="4680"/>
@@ -7211,7 +7261,7 @@
     <w:basedOn w:val="DefaultParagraphFont"/>
     <w:link w:val="Header"/>
     <w:uiPriority w:val="99"/>
-    <w:rsid w:val="00EF1A22"/>
+    <w:rsid w:val="000D168C"/>
     <w:rPr>
       <w:rFonts w:ascii="Times New Roman" w:hAnsi="Times New Roman" w:cs="Times New Roman"/>
       <w:sz w:val="28"/>
@@ -7223,7 +7273,7 @@
     <w:link w:val="FooterChar"/>
     <w:uiPriority w:val="99"/>
     <w:unhideWhenUsed/>
-    <w:rsid w:val="00EF1A22"/>
+    <w:rsid w:val="000D168C"/>
     <w:pPr>
       <w:tabs>
         <w:tab w:val="center" w:pos="4680"/>
@@ -7237,7 +7287,7 @@
     <w:basedOn w:val="DefaultParagraphFont"/>
     <w:link w:val="Footer"/>
     <w:uiPriority w:val="99"/>
-    <w:rsid w:val="00EF1A22"/>
+    <w:rsid w:val="000D168C"/>
     <w:rPr>
       <w:rFonts w:ascii="Times New Roman" w:hAnsi="Times New Roman" w:cs="Times New Roman"/>
       <w:sz w:val="28"/>
@@ -7249,7 +7299,7 @@
     <w:uiPriority w:val="99"/>
     <w:semiHidden/>
     <w:unhideWhenUsed/>
-    <w:rsid w:val="00EF1A22"/>
+    <w:rsid w:val="000D168C"/>
   </w:style>
   <w:style w:type="paragraph" w:styleId="TOC2">
     <w:name w:val="toc 2"/>
@@ -7258,7 +7308,7 @@
     <w:autoRedefine/>
     <w:uiPriority w:val="39"/>
     <w:unhideWhenUsed/>
-    <w:rsid w:val="00EF1A22"/>
+    <w:rsid w:val="000D168C"/>
     <w:pPr>
       <w:spacing w:after="100"/>
       <w:ind w:left="280"/>
@@ -7271,7 +7321,7 @@
     <w:autoRedefine/>
     <w:uiPriority w:val="39"/>
     <w:unhideWhenUsed/>
-    <w:rsid w:val="00EF1A22"/>
+    <w:rsid w:val="000D168C"/>
     <w:pPr>
       <w:spacing w:after="100"/>
       <w:ind w:left="560"/>
